--- a/supplementary_material/Tab.S1.docx
+++ b/supplementary_material/Tab.S1.docx
@@ -1,11 +1,11 @@
 
 <file path=word/document.xml><?xml version="1.0" encoding="utf-8"?>
-<w:document xmlns:wpc="http://schemas.microsoft.com/office/word/2010/wordprocessingCanvas" xmlns:cx="http://schemas.microsoft.com/office/drawing/2014/chartex" xmlns:cx1="http://schemas.microsoft.com/office/drawing/2015/9/8/chartex" xmlns:cx2="http://schemas.microsoft.com/office/drawing/2015/10/21/chartex" xmlns:cx3="http://schemas.microsoft.com/office/drawing/2016/5/9/chartex" xmlns:cx4="http://schemas.microsoft.com/office/drawing/2016/5/10/chartex" xmlns:cx5="http://schemas.microsoft.com/office/drawing/2016/5/11/chartex" xmlns:cx6="http://schemas.microsoft.com/office/drawing/2016/5/12/chartex" xmlns:cx7="http://schemas.microsoft.com/office/drawing/2016/5/13/chartex" xmlns:cx8="http://schemas.microsoft.com/office/drawing/2016/5/14/chartex" xmlns:mc="http://schemas.openxmlformats.org/markup-compatibility/2006" xmlns:aink="http://schemas.microsoft.com/office/drawing/2016/ink" xmlns:am3d="http://schemas.microsoft.com/office/drawing/2017/model3d" xmlns:o="urn:schemas-microsoft-com:office:office" xmlns:oel="http://schemas.microsoft.com/office/2019/extlst" xmlns:r="http://schemas.openxmlformats.org/officeDocument/2006/relationships" xmlns:m="http://schemas.openxmlformats.org/officeDocument/2006/math" xmlns:v="urn:schemas-microsoft-com:vml" xmlns:wp14="http://schemas.microsoft.com/office/word/2010/wordprocessingDrawing" xmlns:wp="http://schemas.openxmlformats.org/drawingml/2006/wordprocessingDrawing" xmlns:w10="urn:schemas-microsoft-com:office:word" xmlns:w="http://schemas.openxmlformats.org/wordprocessingml/2006/main" xmlns:w14="http://schemas.microsoft.com/office/word/2010/wordml" xmlns:w15="http://schemas.microsoft.com/office/word/2012/wordml" xmlns:w16cex="http://schemas.microsoft.com/office/word/2018/wordml/cex" xmlns:w16cid="http://schemas.microsoft.com/office/word/2016/wordml/cid" xmlns:w16="http://schemas.microsoft.com/office/word/2018/wordml" xmlns:w16du="http://schemas.microsoft.com/office/word/2023/wordml/word16du" xmlns:w16sdtdh="http://schemas.microsoft.com/office/word/2020/wordml/sdtdatahash" xmlns:w16sdtfl="http://schemas.microsoft.com/office/word/2024/wordml/sdtformatlock" xmlns:w16se="http://schemas.microsoft.com/office/word/2015/wordml/symex" xmlns:wpg="http://schemas.microsoft.com/office/word/2010/wordprocessingGroup" xmlns:wpi="http://schemas.microsoft.com/office/word/2010/wordprocessingInk" xmlns:wne="http://schemas.microsoft.com/office/word/2006/wordml" xmlns:wps="http://schemas.microsoft.com/office/word/2010/wordprocessingShape" mc:Ignorable="w14 w15 w16se w16cid w16 w16cex w16sdtdh w16sdtfl w16du wp14">
+<w:document xmlns:wpc="http://schemas.microsoft.com/office/word/2010/wordprocessingCanvas" xmlns:cx="http://schemas.microsoft.com/office/drawing/2014/chartex" xmlns:cx1="http://schemas.microsoft.com/office/drawing/2015/9/8/chartex" xmlns:cx2="http://schemas.microsoft.com/office/drawing/2015/10/21/chartex" xmlns:cx3="http://schemas.microsoft.com/office/drawing/2016/5/9/chartex" xmlns:cx4="http://schemas.microsoft.com/office/drawing/2016/5/10/chartex" xmlns:cx5="http://schemas.microsoft.com/office/drawing/2016/5/11/chartex" xmlns:cx6="http://schemas.microsoft.com/office/drawing/2016/5/12/chartex" xmlns:cx7="http://schemas.microsoft.com/office/drawing/2016/5/13/chartex" xmlns:cx8="http://schemas.microsoft.com/office/drawing/2016/5/14/chartex" xmlns:mc="http://schemas.openxmlformats.org/markup-compatibility/2006" xmlns:aink="http://schemas.microsoft.com/office/drawing/2016/ink" xmlns:am3d="http://schemas.microsoft.com/office/drawing/2017/model3d" xmlns:o="urn:schemas-microsoft-com:office:office" xmlns:oel="http://schemas.microsoft.com/office/2019/extlst" xmlns:r="http://schemas.openxmlformats.org/officeDocument/2006/relationships" xmlns:m="http://schemas.openxmlformats.org/officeDocument/2006/math" xmlns:v="urn:schemas-microsoft-com:vml" xmlns:wp14="http://schemas.microsoft.com/office/word/2010/wordprocessingDrawing" xmlns:wp="http://schemas.openxmlformats.org/drawingml/2006/wordprocessingDrawing" xmlns:w10="urn:schemas-microsoft-com:office:word" xmlns:w="http://schemas.openxmlformats.org/wordprocessingml/2006/main" xmlns:w14="http://schemas.microsoft.com/office/word/2010/wordml" xmlns:w15="http://schemas.microsoft.com/office/word/2012/wordml" xmlns:w16cei="http://schemas.microsoft.com/office/word/2026/wordml/cei" xmlns:w16cex="http://schemas.microsoft.com/office/word/2018/wordml/cex" xmlns:w16cid="http://schemas.microsoft.com/office/word/2016/wordml/cid" xmlns:w16="http://schemas.microsoft.com/office/word/2018/wordml" xmlns:w16du="http://schemas.microsoft.com/office/word/2023/wordml/word16du" xmlns:w16sdtdh="http://schemas.microsoft.com/office/word/2020/wordml/sdtdatahash" xmlns:w16sdtfl="http://schemas.microsoft.com/office/word/2024/wordml/sdtformatlock" xmlns:w16se="http://schemas.microsoft.com/office/word/2015/wordml/symex" xmlns:wpg="http://schemas.microsoft.com/office/word/2010/wordprocessingGroup" xmlns:wpi="http://schemas.microsoft.com/office/word/2010/wordprocessingInk" xmlns:wne="http://schemas.microsoft.com/office/word/2006/wordml" xmlns:wps="http://schemas.microsoft.com/office/word/2010/wordprocessingShape" mc:Ignorable="w14 w15 w16se w16cid w16 w16cex w16sdtdh w16sdtfl w16du wp14">
   <w:body>
     <w:tbl>
       <w:tblPr>
         <w:tblStyle w:val="Tabelamrea"/>
-        <w:tblW w:w="4962" w:type="dxa"/>
+        <w:tblW w:w="9026" w:type="dxa"/>
         <w:jc w:val="center"/>
         <w:tblBorders>
           <w:top w:val="none" w:sz="0" w:space="0" w:color="auto"/>
@@ -18,9 +18,12 @@
         <w:tblLook w:val="04A0" w:firstRow="1" w:lastRow="0" w:firstColumn="1" w:lastColumn="0" w:noHBand="0" w:noVBand="1"/>
       </w:tblPr>
       <w:tblGrid>
-        <w:gridCol w:w="1848"/>
-        <w:gridCol w:w="1413"/>
-        <w:gridCol w:w="1701"/>
+        <w:gridCol w:w="1747"/>
+        <w:gridCol w:w="1939"/>
+        <w:gridCol w:w="1020"/>
+        <w:gridCol w:w="1440"/>
+        <w:gridCol w:w="1440"/>
+        <w:gridCol w:w="1440"/>
       </w:tblGrid>
       <w:tr>
         <w:trPr>
@@ -29,7 +32,7 @@
         </w:trPr>
         <w:tc>
           <w:tcPr>
-            <w:tcW w:w="1848" w:type="dxa"/>
+            <w:tcW w:w="1747" w:type="dxa"/>
             <w:tcBorders>
               <w:top w:val="single" w:sz="4" w:space="0" w:color="auto"/>
               <w:left w:val="nil"/>
@@ -41,33 +44,81 @@
         </w:tc>
         <w:tc>
           <w:tcPr>
-            <w:tcW w:w="1413" w:type="dxa"/>
-            <w:tcBorders>
-              <w:top w:val="single" w:sz="4" w:space="0" w:color="auto"/>
-              <w:left w:val="nil"/>
-              <w:bottom w:val="single" w:sz="4" w:space="0" w:color="auto"/>
-              <w:right w:val="nil"/>
-            </w:tcBorders>
-          </w:tcPr>
-          <w:p>
-            <w:r>
-              <w:t>W</w:t>
-            </w:r>
-          </w:p>
-        </w:tc>
-        <w:tc>
-          <w:tcPr>
-            <w:tcW w:w="1701" w:type="dxa"/>
-            <w:tcBorders>
-              <w:top w:val="single" w:sz="4" w:space="0" w:color="auto"/>
-              <w:left w:val="nil"/>
-              <w:bottom w:val="single" w:sz="4" w:space="0" w:color="auto"/>
-              <w:right w:val="nil"/>
-            </w:tcBorders>
-          </w:tcPr>
-          <w:p>
-            <w:r>
-              <w:t>p-value</w:t>
+            <w:tcW w:w="1939" w:type="dxa"/>
+            <w:tcBorders>
+              <w:top w:val="single" w:sz="4" w:space="0" w:color="auto"/>
+              <w:left w:val="nil"/>
+              <w:bottom w:val="single" w:sz="4" w:space="0" w:color="auto"/>
+              <w:right w:val="nil"/>
+            </w:tcBorders>
+          </w:tcPr>
+          <w:p>
+            <w:r>
+              <w:t>logL</w:t>
+            </w:r>
+          </w:p>
+        </w:tc>
+        <w:tc>
+          <w:tcPr>
+            <w:tcW w:w="1020" w:type="dxa"/>
+            <w:tcBorders>
+              <w:top w:val="single" w:sz="4" w:space="0" w:color="auto"/>
+              <w:left w:val="nil"/>
+              <w:bottom w:val="single" w:sz="4" w:space="0" w:color="auto"/>
+              <w:right w:val="nil"/>
+            </w:tcBorders>
+          </w:tcPr>
+          <w:p>
+            <w:r>
+              <w:t>K</w:t>
+            </w:r>
+          </w:p>
+        </w:tc>
+        <w:tc>
+          <w:tcPr>
+            <w:tcW w:w="1440" w:type="dxa"/>
+            <w:tcBorders>
+              <w:top w:val="single" w:sz="4" w:space="0" w:color="auto"/>
+              <w:left w:val="nil"/>
+              <w:bottom w:val="single" w:sz="4" w:space="0" w:color="auto"/>
+              <w:right w:val="nil"/>
+            </w:tcBorders>
+          </w:tcPr>
+          <w:p>
+            <w:r>
+              <w:t>AICc</w:t>
+            </w:r>
+          </w:p>
+        </w:tc>
+        <w:tc>
+          <w:tcPr>
+            <w:tcW w:w="1440" w:type="dxa"/>
+            <w:tcBorders>
+              <w:top w:val="single" w:sz="4" w:space="0" w:color="auto"/>
+              <w:left w:val="nil"/>
+              <w:bottom w:val="single" w:sz="4" w:space="0" w:color="auto"/>
+              <w:right w:val="nil"/>
+            </w:tcBorders>
+          </w:tcPr>
+          <w:p>
+            <w:r>
+              <w:t>dAICc</w:t>
+            </w:r>
+          </w:p>
+        </w:tc>
+        <w:tc>
+          <w:tcPr>
+            <w:tcW w:w="1440" w:type="dxa"/>
+            <w:tcBorders>
+              <w:top w:val="single" w:sz="4" w:space="0" w:color="auto"/>
+              <w:left w:val="nil"/>
+              <w:bottom w:val="single" w:sz="4" w:space="0" w:color="auto"/>
+              <w:right w:val="nil"/>
+            </w:tcBorders>
+          </w:tcPr>
+          <w:p>
+            <w:r>
+              <w:t>Akaike wt</w:t>
             </w:r>
           </w:p>
         </w:tc>
@@ -79,54 +130,97 @@
         </w:trPr>
         <w:tc>
           <w:tcPr>
-            <w:tcW w:w="1848" w:type="dxa"/>
-            <w:tcBorders>
-              <w:top w:val="single" w:sz="4" w:space="0" w:color="auto"/>
-              <w:left w:val="nil"/>
-              <w:bottom w:val="single" w:sz="4" w:space="0" w:color="auto"/>
-              <w:right w:val="nil"/>
-            </w:tcBorders>
-          </w:tcPr>
-          <w:p/>
-        </w:tc>
-        <w:tc>
-          <w:tcPr>
-            <w:tcW w:w="1413" w:type="dxa"/>
-            <w:tcBorders>
-              <w:top w:val="single" w:sz="4" w:space="0" w:color="auto"/>
-              <w:left w:val="nil"/>
-              <w:bottom w:val="single" w:sz="4" w:space="0" w:color="auto"/>
-              <w:right w:val="nil"/>
-            </w:tcBorders>
-          </w:tcPr>
-          <w:p>
-            <w:r>
-              <w:t>0.94351</w:t>
-            </w:r>
-          </w:p>
-        </w:tc>
-        <w:tc>
-          <w:tcPr>
-            <w:tcW w:w="1701" w:type="dxa"/>
-            <w:tcBorders>
-              <w:top w:val="single" w:sz="4" w:space="0" w:color="auto"/>
-              <w:left w:val="nil"/>
-              <w:bottom w:val="single" w:sz="4" w:space="0" w:color="auto"/>
-              <w:right w:val="nil"/>
-            </w:tcBorders>
-          </w:tcPr>
-          <w:p>
-            <w:r>
-              <w:t>2.761</w:t>
-            </w:r>
-            <w:r>
-              <w:t xml:space="preserve"> x 10</w:t>
-            </w:r>
-            <w:r>
-              <w:rPr>
-                <w:vertAlign w:val="superscript"/>
-              </w:rPr>
-              <w:t>-15</w:t>
+            <w:tcW w:w="1747" w:type="dxa"/>
+            <w:tcBorders>
+              <w:top w:val="single" w:sz="4" w:space="0" w:color="auto"/>
+              <w:left w:val="nil"/>
+              <w:bottom w:val="single" w:sz="4" w:space="0" w:color="auto"/>
+              <w:right w:val="nil"/>
+            </w:tcBorders>
+          </w:tcPr>
+          <w:p>
+            <w:r>
+              <w:t>StrictStasis</w:t>
+            </w:r>
+          </w:p>
+        </w:tc>
+        <w:tc>
+          <w:tcPr>
+            <w:tcW w:w="1939" w:type="dxa"/>
+            <w:tcBorders>
+              <w:top w:val="single" w:sz="4" w:space="0" w:color="auto"/>
+              <w:left w:val="nil"/>
+              <w:bottom w:val="single" w:sz="4" w:space="0" w:color="auto"/>
+              <w:right w:val="nil"/>
+            </w:tcBorders>
+          </w:tcPr>
+          <w:p>
+            <w:r>
+              <w:t>-175.76554</w:t>
+            </w:r>
+          </w:p>
+        </w:tc>
+        <w:tc>
+          <w:tcPr>
+            <w:tcW w:w="1020" w:type="dxa"/>
+            <w:tcBorders>
+              <w:top w:val="single" w:sz="4" w:space="0" w:color="auto"/>
+              <w:left w:val="nil"/>
+              <w:bottom w:val="single" w:sz="4" w:space="0" w:color="auto"/>
+              <w:right w:val="nil"/>
+            </w:tcBorders>
+          </w:tcPr>
+          <w:p>
+            <w:r>
+              <w:t>1</w:t>
+            </w:r>
+          </w:p>
+        </w:tc>
+        <w:tc>
+          <w:tcPr>
+            <w:tcW w:w="1440" w:type="dxa"/>
+            <w:tcBorders>
+              <w:top w:val="single" w:sz="4" w:space="0" w:color="auto"/>
+              <w:left w:val="nil"/>
+              <w:bottom w:val="single" w:sz="4" w:space="0" w:color="auto"/>
+              <w:right w:val="nil"/>
+            </w:tcBorders>
+          </w:tcPr>
+          <w:p>
+            <w:r>
+              <w:t>353.83878</w:t>
+            </w:r>
+          </w:p>
+        </w:tc>
+        <w:tc>
+          <w:tcPr>
+            <w:tcW w:w="1440" w:type="dxa"/>
+            <w:tcBorders>
+              <w:top w:val="single" w:sz="4" w:space="0" w:color="auto"/>
+              <w:left w:val="nil"/>
+              <w:bottom w:val="single" w:sz="4" w:space="0" w:color="auto"/>
+              <w:right w:val="nil"/>
+            </w:tcBorders>
+          </w:tcPr>
+          <w:p>
+            <w:r>
+              <w:t xml:space="preserve">413.226465     </w:t>
+            </w:r>
+          </w:p>
+        </w:tc>
+        <w:tc>
+          <w:tcPr>
+            <w:tcW w:w="1440" w:type="dxa"/>
+            <w:tcBorders>
+              <w:top w:val="single" w:sz="4" w:space="0" w:color="auto"/>
+              <w:left w:val="nil"/>
+              <w:bottom w:val="single" w:sz="4" w:space="0" w:color="auto"/>
+              <w:right w:val="nil"/>
+            </w:tcBorders>
+          </w:tcPr>
+          <w:p>
+            <w:r>
+              <w:t>0.000</w:t>
             </w:r>
           </w:p>
         </w:tc>
@@ -138,43 +232,99 @@
         </w:trPr>
         <w:tc>
           <w:tcPr>
-            <w:tcW w:w="1848" w:type="dxa"/>
-            <w:tcBorders>
-              <w:top w:val="single" w:sz="4" w:space="0" w:color="auto"/>
-              <w:left w:val="nil"/>
-              <w:bottom w:val="single" w:sz="4" w:space="0" w:color="auto"/>
-              <w:right w:val="nil"/>
-            </w:tcBorders>
-          </w:tcPr>
-          <w:p>
-            <w:r>
-              <w:t>Chirality</w:t>
-            </w:r>
-          </w:p>
-        </w:tc>
-        <w:tc>
-          <w:tcPr>
-            <w:tcW w:w="1413" w:type="dxa"/>
-            <w:tcBorders>
-              <w:top w:val="single" w:sz="4" w:space="0" w:color="auto"/>
-              <w:left w:val="nil"/>
-              <w:bottom w:val="single" w:sz="4" w:space="0" w:color="auto"/>
-              <w:right w:val="nil"/>
-            </w:tcBorders>
-          </w:tcPr>
-          <w:p/>
-        </w:tc>
-        <w:tc>
-          <w:tcPr>
-            <w:tcW w:w="1701" w:type="dxa"/>
-            <w:tcBorders>
-              <w:top w:val="single" w:sz="4" w:space="0" w:color="auto"/>
-              <w:left w:val="nil"/>
-              <w:bottom w:val="single" w:sz="4" w:space="0" w:color="auto"/>
-              <w:right w:val="nil"/>
-            </w:tcBorders>
-          </w:tcPr>
-          <w:p/>
+            <w:tcW w:w="1747" w:type="dxa"/>
+            <w:tcBorders>
+              <w:top w:val="single" w:sz="4" w:space="0" w:color="auto"/>
+              <w:left w:val="nil"/>
+              <w:bottom w:val="single" w:sz="4" w:space="0" w:color="auto"/>
+              <w:right w:val="nil"/>
+            </w:tcBorders>
+          </w:tcPr>
+          <w:p>
+            <w:r>
+              <w:t>Stasis</w:t>
+            </w:r>
+          </w:p>
+        </w:tc>
+        <w:tc>
+          <w:tcPr>
+            <w:tcW w:w="1939" w:type="dxa"/>
+            <w:tcBorders>
+              <w:top w:val="single" w:sz="4" w:space="0" w:color="auto"/>
+              <w:left w:val="nil"/>
+              <w:bottom w:val="single" w:sz="4" w:space="0" w:color="auto"/>
+              <w:right w:val="nil"/>
+            </w:tcBorders>
+          </w:tcPr>
+          <w:p>
+            <w:r>
+              <w:t xml:space="preserve">19.12970 </w:t>
+            </w:r>
+          </w:p>
+        </w:tc>
+        <w:tc>
+          <w:tcPr>
+            <w:tcW w:w="1020" w:type="dxa"/>
+            <w:tcBorders>
+              <w:top w:val="single" w:sz="4" w:space="0" w:color="auto"/>
+              <w:left w:val="nil"/>
+              <w:bottom w:val="single" w:sz="4" w:space="0" w:color="auto"/>
+              <w:right w:val="nil"/>
+            </w:tcBorders>
+          </w:tcPr>
+          <w:p>
+            <w:r>
+              <w:t>2</w:t>
+            </w:r>
+          </w:p>
+        </w:tc>
+        <w:tc>
+          <w:tcPr>
+            <w:tcW w:w="1440" w:type="dxa"/>
+            <w:tcBorders>
+              <w:top w:val="single" w:sz="4" w:space="0" w:color="auto"/>
+              <w:left w:val="nil"/>
+              <w:bottom w:val="single" w:sz="4" w:space="0" w:color="auto"/>
+              <w:right w:val="nil"/>
+            </w:tcBorders>
+          </w:tcPr>
+          <w:p>
+            <w:r>
+              <w:t xml:space="preserve">-33.25940  </w:t>
+            </w:r>
+          </w:p>
+        </w:tc>
+        <w:tc>
+          <w:tcPr>
+            <w:tcW w:w="1440" w:type="dxa"/>
+            <w:tcBorders>
+              <w:top w:val="single" w:sz="4" w:space="0" w:color="auto"/>
+              <w:left w:val="nil"/>
+              <w:bottom w:val="single" w:sz="4" w:space="0" w:color="auto"/>
+              <w:right w:val="nil"/>
+            </w:tcBorders>
+          </w:tcPr>
+          <w:p>
+            <w:r>
+              <w:t xml:space="preserve">26.128286     </w:t>
+            </w:r>
+          </w:p>
+        </w:tc>
+        <w:tc>
+          <w:tcPr>
+            <w:tcW w:w="1440" w:type="dxa"/>
+            <w:tcBorders>
+              <w:top w:val="single" w:sz="4" w:space="0" w:color="auto"/>
+              <w:left w:val="nil"/>
+              <w:bottom w:val="single" w:sz="4" w:space="0" w:color="auto"/>
+              <w:right w:val="nil"/>
+            </w:tcBorders>
+          </w:tcPr>
+          <w:p>
+            <w:r>
+              <w:t>0.000</w:t>
+            </w:r>
+          </w:p>
         </w:tc>
       </w:tr>
       <w:tr>
@@ -184,55 +334,97 @@
         </w:trPr>
         <w:tc>
           <w:tcPr>
-            <w:tcW w:w="1848" w:type="dxa"/>
-            <w:tcBorders>
-              <w:top w:val="single" w:sz="4" w:space="0" w:color="auto"/>
-              <w:left w:val="nil"/>
-              <w:bottom w:val="single" w:sz="4" w:space="0" w:color="auto"/>
-              <w:right w:val="nil"/>
-            </w:tcBorders>
-          </w:tcPr>
-          <w:p>
-            <w:r>
-              <w:t xml:space="preserve">Sinistral </w:t>
-            </w:r>
-          </w:p>
-        </w:tc>
-        <w:tc>
-          <w:tcPr>
-            <w:tcW w:w="1413" w:type="dxa"/>
-            <w:tcBorders>
-              <w:top w:val="single" w:sz="4" w:space="0" w:color="auto"/>
-              <w:left w:val="nil"/>
-              <w:bottom w:val="single" w:sz="4" w:space="0" w:color="auto"/>
-              <w:right w:val="nil"/>
-            </w:tcBorders>
-          </w:tcPr>
-          <w:p>
-            <w:r>
-              <w:t>0.918</w:t>
-            </w:r>
-          </w:p>
-        </w:tc>
-        <w:tc>
-          <w:tcPr>
-            <w:tcW w:w="1701" w:type="dxa"/>
-            <w:tcBorders>
-              <w:top w:val="single" w:sz="4" w:space="0" w:color="auto"/>
-              <w:left w:val="nil"/>
-              <w:bottom w:val="single" w:sz="4" w:space="0" w:color="auto"/>
-              <w:right w:val="nil"/>
-            </w:tcBorders>
-          </w:tcPr>
-          <w:p>
-            <w:r>
-              <w:t>4.31 x 10</w:t>
-            </w:r>
-            <w:r>
-              <w:rPr>
-                <w:vertAlign w:val="superscript"/>
-              </w:rPr>
-              <w:t>-13</w:t>
+            <w:tcW w:w="1747" w:type="dxa"/>
+            <w:tcBorders>
+              <w:top w:val="single" w:sz="4" w:space="0" w:color="auto"/>
+              <w:left w:val="nil"/>
+              <w:bottom w:val="single" w:sz="4" w:space="0" w:color="auto"/>
+              <w:right w:val="nil"/>
+            </w:tcBorders>
+          </w:tcPr>
+          <w:p>
+            <w:r>
+              <w:t>URW</w:t>
+            </w:r>
+          </w:p>
+        </w:tc>
+        <w:tc>
+          <w:tcPr>
+            <w:tcW w:w="1939" w:type="dxa"/>
+            <w:tcBorders>
+              <w:top w:val="single" w:sz="4" w:space="0" w:color="auto"/>
+              <w:left w:val="nil"/>
+              <w:bottom w:val="single" w:sz="4" w:space="0" w:color="auto"/>
+              <w:right w:val="nil"/>
+            </w:tcBorders>
+          </w:tcPr>
+          <w:p>
+            <w:r>
+              <w:t xml:space="preserve">24.39307 </w:t>
+            </w:r>
+          </w:p>
+        </w:tc>
+        <w:tc>
+          <w:tcPr>
+            <w:tcW w:w="1020" w:type="dxa"/>
+            <w:tcBorders>
+              <w:top w:val="single" w:sz="4" w:space="0" w:color="auto"/>
+              <w:left w:val="nil"/>
+              <w:bottom w:val="single" w:sz="4" w:space="0" w:color="auto"/>
+              <w:right w:val="nil"/>
+            </w:tcBorders>
+          </w:tcPr>
+          <w:p>
+            <w:r>
+              <w:t>1</w:t>
+            </w:r>
+          </w:p>
+        </w:tc>
+        <w:tc>
+          <w:tcPr>
+            <w:tcW w:w="1440" w:type="dxa"/>
+            <w:tcBorders>
+              <w:top w:val="single" w:sz="4" w:space="0" w:color="auto"/>
+              <w:left w:val="nil"/>
+              <w:bottom w:val="single" w:sz="4" w:space="0" w:color="auto"/>
+              <w:right w:val="nil"/>
+            </w:tcBorders>
+          </w:tcPr>
+          <w:p>
+            <w:r>
+              <w:t xml:space="preserve">-46.47846  </w:t>
+            </w:r>
+          </w:p>
+        </w:tc>
+        <w:tc>
+          <w:tcPr>
+            <w:tcW w:w="1440" w:type="dxa"/>
+            <w:tcBorders>
+              <w:top w:val="single" w:sz="4" w:space="0" w:color="auto"/>
+              <w:left w:val="nil"/>
+              <w:bottom w:val="single" w:sz="4" w:space="0" w:color="auto"/>
+              <w:right w:val="nil"/>
+            </w:tcBorders>
+          </w:tcPr>
+          <w:p>
+            <w:r>
+              <w:t xml:space="preserve">12.909229     </w:t>
+            </w:r>
+          </w:p>
+        </w:tc>
+        <w:tc>
+          <w:tcPr>
+            <w:tcW w:w="1440" w:type="dxa"/>
+            <w:tcBorders>
+              <w:top w:val="single" w:sz="4" w:space="0" w:color="auto"/>
+              <w:left w:val="nil"/>
+              <w:bottom w:val="single" w:sz="4" w:space="0" w:color="auto"/>
+              <w:right w:val="nil"/>
+            </w:tcBorders>
+          </w:tcPr>
+          <w:p>
+            <w:r>
+              <w:t>0.001</w:t>
             </w:r>
           </w:p>
         </w:tc>
@@ -244,55 +436,100 @@
         </w:trPr>
         <w:tc>
           <w:tcPr>
-            <w:tcW w:w="1848" w:type="dxa"/>
-            <w:tcBorders>
-              <w:top w:val="single" w:sz="4" w:space="0" w:color="auto"/>
-              <w:left w:val="nil"/>
-              <w:bottom w:val="single" w:sz="4" w:space="0" w:color="auto"/>
-              <w:right w:val="nil"/>
-            </w:tcBorders>
-          </w:tcPr>
-          <w:p>
-            <w:r>
-              <w:t xml:space="preserve">Dextral </w:t>
-            </w:r>
-          </w:p>
-        </w:tc>
-        <w:tc>
-          <w:tcPr>
-            <w:tcW w:w="1413" w:type="dxa"/>
-            <w:tcBorders>
-              <w:top w:val="single" w:sz="4" w:space="0" w:color="auto"/>
-              <w:left w:val="nil"/>
-              <w:bottom w:val="single" w:sz="4" w:space="0" w:color="auto"/>
-              <w:right w:val="nil"/>
-            </w:tcBorders>
-          </w:tcPr>
-          <w:p>
-            <w:r>
-              <w:t>0.971</w:t>
-            </w:r>
-          </w:p>
-        </w:tc>
-        <w:tc>
-          <w:tcPr>
-            <w:tcW w:w="1701" w:type="dxa"/>
-            <w:tcBorders>
-              <w:top w:val="single" w:sz="4" w:space="0" w:color="auto"/>
-              <w:left w:val="nil"/>
-              <w:bottom w:val="single" w:sz="4" w:space="0" w:color="auto"/>
-              <w:right w:val="nil"/>
-            </w:tcBorders>
-          </w:tcPr>
-          <w:p>
-            <w:r>
-              <w:t>8.14 x 10</w:t>
-            </w:r>
-            <w:r>
-              <w:rPr>
-                <w:vertAlign w:val="superscript"/>
-              </w:rPr>
-              <w:t>-6</w:t>
+            <w:tcW w:w="1747" w:type="dxa"/>
+            <w:tcBorders>
+              <w:top w:val="single" w:sz="4" w:space="0" w:color="auto"/>
+              <w:left w:val="nil"/>
+              <w:bottom w:val="single" w:sz="4" w:space="0" w:color="auto"/>
+              <w:right w:val="nil"/>
+            </w:tcBorders>
+          </w:tcPr>
+          <w:p>
+            <w:r>
+              <w:t>G</w:t>
+            </w:r>
+            <w:r>
+              <w:t>RW</w:t>
+            </w:r>
+          </w:p>
+        </w:tc>
+        <w:tc>
+          <w:tcPr>
+            <w:tcW w:w="1939" w:type="dxa"/>
+            <w:tcBorders>
+              <w:top w:val="single" w:sz="4" w:space="0" w:color="auto"/>
+              <w:left w:val="nil"/>
+              <w:bottom w:val="single" w:sz="4" w:space="0" w:color="auto"/>
+              <w:right w:val="nil"/>
+            </w:tcBorders>
+          </w:tcPr>
+          <w:p>
+            <w:r>
+              <w:t xml:space="preserve">24.58454 </w:t>
+            </w:r>
+          </w:p>
+        </w:tc>
+        <w:tc>
+          <w:tcPr>
+            <w:tcW w:w="1020" w:type="dxa"/>
+            <w:tcBorders>
+              <w:top w:val="single" w:sz="4" w:space="0" w:color="auto"/>
+              <w:left w:val="nil"/>
+              <w:bottom w:val="single" w:sz="4" w:space="0" w:color="auto"/>
+              <w:right w:val="nil"/>
+            </w:tcBorders>
+          </w:tcPr>
+          <w:p>
+            <w:r>
+              <w:t>2</w:t>
+            </w:r>
+          </w:p>
+        </w:tc>
+        <w:tc>
+          <w:tcPr>
+            <w:tcW w:w="1440" w:type="dxa"/>
+            <w:tcBorders>
+              <w:top w:val="single" w:sz="4" w:space="0" w:color="auto"/>
+              <w:left w:val="nil"/>
+              <w:bottom w:val="single" w:sz="4" w:space="0" w:color="auto"/>
+              <w:right w:val="nil"/>
+            </w:tcBorders>
+          </w:tcPr>
+          <w:p>
+            <w:r>
+              <w:t xml:space="preserve">-44.16909  </w:t>
+            </w:r>
+          </w:p>
+        </w:tc>
+        <w:tc>
+          <w:tcPr>
+            <w:tcW w:w="1440" w:type="dxa"/>
+            <w:tcBorders>
+              <w:top w:val="single" w:sz="4" w:space="0" w:color="auto"/>
+              <w:left w:val="nil"/>
+              <w:bottom w:val="single" w:sz="4" w:space="0" w:color="auto"/>
+              <w:right w:val="nil"/>
+            </w:tcBorders>
+          </w:tcPr>
+          <w:p>
+            <w:r>
+              <w:t xml:space="preserve">15.218599     </w:t>
+            </w:r>
+          </w:p>
+        </w:tc>
+        <w:tc>
+          <w:tcPr>
+            <w:tcW w:w="1440" w:type="dxa"/>
+            <w:tcBorders>
+              <w:top w:val="single" w:sz="4" w:space="0" w:color="auto"/>
+              <w:left w:val="nil"/>
+              <w:bottom w:val="single" w:sz="4" w:space="0" w:color="auto"/>
+              <w:right w:val="nil"/>
+            </w:tcBorders>
+          </w:tcPr>
+          <w:p>
+            <w:r>
+              <w:t>0.000</w:t>
             </w:r>
           </w:p>
         </w:tc>
@@ -304,43 +541,99 @@
         </w:trPr>
         <w:tc>
           <w:tcPr>
-            <w:tcW w:w="1848" w:type="dxa"/>
-            <w:tcBorders>
-              <w:top w:val="single" w:sz="4" w:space="0" w:color="auto"/>
-              <w:left w:val="nil"/>
-              <w:bottom w:val="single" w:sz="4" w:space="0" w:color="auto"/>
-              <w:right w:val="nil"/>
-            </w:tcBorders>
-          </w:tcPr>
-          <w:p>
-            <w:r>
-              <w:t>Region</w:t>
-            </w:r>
-          </w:p>
-        </w:tc>
-        <w:tc>
-          <w:tcPr>
-            <w:tcW w:w="1413" w:type="dxa"/>
-            <w:tcBorders>
-              <w:top w:val="single" w:sz="4" w:space="0" w:color="auto"/>
-              <w:left w:val="nil"/>
-              <w:bottom w:val="single" w:sz="4" w:space="0" w:color="auto"/>
-              <w:right w:val="nil"/>
-            </w:tcBorders>
-          </w:tcPr>
-          <w:p/>
-        </w:tc>
-        <w:tc>
-          <w:tcPr>
-            <w:tcW w:w="1701" w:type="dxa"/>
-            <w:tcBorders>
-              <w:top w:val="single" w:sz="4" w:space="0" w:color="auto"/>
-              <w:left w:val="nil"/>
-              <w:bottom w:val="single" w:sz="4" w:space="0" w:color="auto"/>
-              <w:right w:val="nil"/>
-            </w:tcBorders>
-          </w:tcPr>
-          <w:p/>
+            <w:tcW w:w="1747" w:type="dxa"/>
+            <w:tcBorders>
+              <w:top w:val="single" w:sz="4" w:space="0" w:color="auto"/>
+              <w:left w:val="nil"/>
+              <w:bottom w:val="single" w:sz="4" w:space="0" w:color="auto"/>
+              <w:right w:val="nil"/>
+            </w:tcBorders>
+          </w:tcPr>
+          <w:p>
+            <w:r>
+              <w:t>Punc-1</w:t>
+            </w:r>
+          </w:p>
+        </w:tc>
+        <w:tc>
+          <w:tcPr>
+            <w:tcW w:w="1939" w:type="dxa"/>
+            <w:tcBorders>
+              <w:top w:val="single" w:sz="4" w:space="0" w:color="auto"/>
+              <w:left w:val="nil"/>
+              <w:bottom w:val="single" w:sz="4" w:space="0" w:color="auto"/>
+              <w:right w:val="nil"/>
+            </w:tcBorders>
+          </w:tcPr>
+          <w:p>
+            <w:r>
+              <w:t xml:space="preserve">35.69384 </w:t>
+            </w:r>
+          </w:p>
+        </w:tc>
+        <w:tc>
+          <w:tcPr>
+            <w:tcW w:w="1020" w:type="dxa"/>
+            <w:tcBorders>
+              <w:top w:val="single" w:sz="4" w:space="0" w:color="auto"/>
+              <w:left w:val="nil"/>
+              <w:bottom w:val="single" w:sz="4" w:space="0" w:color="auto"/>
+              <w:right w:val="nil"/>
+            </w:tcBorders>
+          </w:tcPr>
+          <w:p>
+            <w:r>
+              <w:t>4</w:t>
+            </w:r>
+          </w:p>
+        </w:tc>
+        <w:tc>
+          <w:tcPr>
+            <w:tcW w:w="1440" w:type="dxa"/>
+            <w:tcBorders>
+              <w:top w:val="single" w:sz="4" w:space="0" w:color="auto"/>
+              <w:left w:val="nil"/>
+              <w:bottom w:val="single" w:sz="4" w:space="0" w:color="auto"/>
+              <w:right w:val="nil"/>
+            </w:tcBorders>
+          </w:tcPr>
+          <w:p>
+            <w:r>
+              <w:t xml:space="preserve">-59.38768   </w:t>
+            </w:r>
+          </w:p>
+        </w:tc>
+        <w:tc>
+          <w:tcPr>
+            <w:tcW w:w="1440" w:type="dxa"/>
+            <w:tcBorders>
+              <w:top w:val="single" w:sz="4" w:space="0" w:color="auto"/>
+              <w:left w:val="nil"/>
+              <w:bottom w:val="single" w:sz="4" w:space="0" w:color="auto"/>
+              <w:right w:val="nil"/>
+            </w:tcBorders>
+          </w:tcPr>
+          <w:p>
+            <w:r>
+              <w:t xml:space="preserve">0.000000     </w:t>
+            </w:r>
+          </w:p>
+        </w:tc>
+        <w:tc>
+          <w:tcPr>
+            <w:tcW w:w="1440" w:type="dxa"/>
+            <w:tcBorders>
+              <w:top w:val="single" w:sz="4" w:space="0" w:color="auto"/>
+              <w:left w:val="nil"/>
+              <w:bottom w:val="single" w:sz="4" w:space="0" w:color="auto"/>
+              <w:right w:val="nil"/>
+            </w:tcBorders>
+          </w:tcPr>
+          <w:p>
+            <w:r>
+              <w:t>0.877</w:t>
+            </w:r>
+          </w:p>
         </w:tc>
       </w:tr>
       <w:tr>
@@ -350,55 +643,97 @@
         </w:trPr>
         <w:tc>
           <w:tcPr>
-            <w:tcW w:w="1848" w:type="dxa"/>
-            <w:tcBorders>
-              <w:top w:val="single" w:sz="4" w:space="0" w:color="auto"/>
-              <w:left w:val="nil"/>
-              <w:bottom w:val="single" w:sz="4" w:space="0" w:color="auto"/>
-              <w:right w:val="nil"/>
-            </w:tcBorders>
-          </w:tcPr>
-          <w:p>
-            <w:r>
-              <w:t>W</w:t>
-            </w:r>
-          </w:p>
-        </w:tc>
-        <w:tc>
-          <w:tcPr>
-            <w:tcW w:w="1413" w:type="dxa"/>
-            <w:tcBorders>
-              <w:top w:val="single" w:sz="4" w:space="0" w:color="auto"/>
-              <w:left w:val="nil"/>
-              <w:bottom w:val="single" w:sz="4" w:space="0" w:color="auto"/>
-              <w:right w:val="nil"/>
-            </w:tcBorders>
-          </w:tcPr>
-          <w:p>
-            <w:r>
-              <w:t>0.913</w:t>
-            </w:r>
-          </w:p>
-        </w:tc>
-        <w:tc>
-          <w:tcPr>
-            <w:tcW w:w="1701" w:type="dxa"/>
-            <w:tcBorders>
-              <w:top w:val="single" w:sz="4" w:space="0" w:color="auto"/>
-              <w:left w:val="nil"/>
-              <w:bottom w:val="single" w:sz="4" w:space="0" w:color="auto"/>
-              <w:right w:val="nil"/>
-            </w:tcBorders>
-          </w:tcPr>
-          <w:p>
-            <w:r>
-              <w:t>6.48 x 10</w:t>
-            </w:r>
-            <w:r>
-              <w:rPr>
-                <w:vertAlign w:val="superscript"/>
-              </w:rPr>
-              <w:t>-15</w:t>
+            <w:tcW w:w="1747" w:type="dxa"/>
+            <w:tcBorders>
+              <w:top w:val="single" w:sz="4" w:space="0" w:color="auto"/>
+              <w:left w:val="nil"/>
+              <w:bottom w:val="single" w:sz="4" w:space="0" w:color="auto"/>
+              <w:right w:val="nil"/>
+            </w:tcBorders>
+          </w:tcPr>
+          <w:p>
+            <w:r>
+              <w:t>Stasis-URW</w:t>
+            </w:r>
+          </w:p>
+        </w:tc>
+        <w:tc>
+          <w:tcPr>
+            <w:tcW w:w="1939" w:type="dxa"/>
+            <w:tcBorders>
+              <w:top w:val="single" w:sz="4" w:space="0" w:color="auto"/>
+              <w:left w:val="nil"/>
+              <w:bottom w:val="single" w:sz="4" w:space="0" w:color="auto"/>
+              <w:right w:val="nil"/>
+            </w:tcBorders>
+          </w:tcPr>
+          <w:p>
+            <w:r>
+              <w:t xml:space="preserve">27.61815 </w:t>
+            </w:r>
+          </w:p>
+        </w:tc>
+        <w:tc>
+          <w:tcPr>
+            <w:tcW w:w="1020" w:type="dxa"/>
+            <w:tcBorders>
+              <w:top w:val="single" w:sz="4" w:space="0" w:color="auto"/>
+              <w:left w:val="nil"/>
+              <w:bottom w:val="single" w:sz="4" w:space="0" w:color="auto"/>
+              <w:right w:val="nil"/>
+            </w:tcBorders>
+          </w:tcPr>
+          <w:p>
+            <w:r>
+              <w:t>4</w:t>
+            </w:r>
+          </w:p>
+        </w:tc>
+        <w:tc>
+          <w:tcPr>
+            <w:tcW w:w="1440" w:type="dxa"/>
+            <w:tcBorders>
+              <w:top w:val="single" w:sz="4" w:space="0" w:color="auto"/>
+              <w:left w:val="nil"/>
+              <w:bottom w:val="single" w:sz="4" w:space="0" w:color="auto"/>
+              <w:right w:val="nil"/>
+            </w:tcBorders>
+          </w:tcPr>
+          <w:p>
+            <w:r>
+              <w:t xml:space="preserve">-43.23630  </w:t>
+            </w:r>
+          </w:p>
+        </w:tc>
+        <w:tc>
+          <w:tcPr>
+            <w:tcW w:w="1440" w:type="dxa"/>
+            <w:tcBorders>
+              <w:top w:val="single" w:sz="4" w:space="0" w:color="auto"/>
+              <w:left w:val="nil"/>
+              <w:bottom w:val="single" w:sz="4" w:space="0" w:color="auto"/>
+              <w:right w:val="nil"/>
+            </w:tcBorders>
+          </w:tcPr>
+          <w:p>
+            <w:r>
+              <w:t xml:space="preserve">16.151385     </w:t>
+            </w:r>
+          </w:p>
+        </w:tc>
+        <w:tc>
+          <w:tcPr>
+            <w:tcW w:w="1440" w:type="dxa"/>
+            <w:tcBorders>
+              <w:top w:val="single" w:sz="4" w:space="0" w:color="auto"/>
+              <w:left w:val="nil"/>
+              <w:bottom w:val="single" w:sz="4" w:space="0" w:color="auto"/>
+              <w:right w:val="nil"/>
+            </w:tcBorders>
+          </w:tcPr>
+          <w:p>
+            <w:r>
+              <w:t>0.000</w:t>
             </w:r>
           </w:p>
         </w:tc>
@@ -410,55 +745,97 @@
         </w:trPr>
         <w:tc>
           <w:tcPr>
-            <w:tcW w:w="1848" w:type="dxa"/>
-            <w:tcBorders>
-              <w:top w:val="single" w:sz="4" w:space="0" w:color="auto"/>
-              <w:left w:val="nil"/>
-              <w:bottom w:val="single" w:sz="4" w:space="0" w:color="auto"/>
-              <w:right w:val="nil"/>
-            </w:tcBorders>
-          </w:tcPr>
-          <w:p>
-            <w:r>
-              <w:t>NE</w:t>
-            </w:r>
-          </w:p>
-        </w:tc>
-        <w:tc>
-          <w:tcPr>
-            <w:tcW w:w="1413" w:type="dxa"/>
-            <w:tcBorders>
-              <w:top w:val="single" w:sz="4" w:space="0" w:color="auto"/>
-              <w:left w:val="nil"/>
-              <w:bottom w:val="single" w:sz="4" w:space="0" w:color="auto"/>
-              <w:right w:val="nil"/>
-            </w:tcBorders>
-          </w:tcPr>
-          <w:p>
-            <w:r>
-              <w:t>0.970</w:t>
-            </w:r>
-          </w:p>
-        </w:tc>
-        <w:tc>
-          <w:tcPr>
-            <w:tcW w:w="1701" w:type="dxa"/>
-            <w:tcBorders>
-              <w:top w:val="single" w:sz="4" w:space="0" w:color="auto"/>
-              <w:left w:val="nil"/>
-              <w:bottom w:val="single" w:sz="4" w:space="0" w:color="auto"/>
-              <w:right w:val="nil"/>
-            </w:tcBorders>
-          </w:tcPr>
-          <w:p>
-            <w:r>
-              <w:t>4.85 x 10</w:t>
-            </w:r>
-            <w:r>
-              <w:rPr>
-                <w:vertAlign w:val="superscript"/>
-              </w:rPr>
-              <w:t>-5</w:t>
+            <w:tcW w:w="1747" w:type="dxa"/>
+            <w:tcBorders>
+              <w:top w:val="single" w:sz="4" w:space="0" w:color="auto"/>
+              <w:left w:val="nil"/>
+              <w:bottom w:val="single" w:sz="4" w:space="0" w:color="auto"/>
+              <w:right w:val="nil"/>
+            </w:tcBorders>
+          </w:tcPr>
+          <w:p>
+            <w:r>
+              <w:t>Stasis-GRW</w:t>
+            </w:r>
+          </w:p>
+        </w:tc>
+        <w:tc>
+          <w:tcPr>
+            <w:tcW w:w="1939" w:type="dxa"/>
+            <w:tcBorders>
+              <w:top w:val="single" w:sz="4" w:space="0" w:color="auto"/>
+              <w:left w:val="nil"/>
+              <w:bottom w:val="single" w:sz="4" w:space="0" w:color="auto"/>
+              <w:right w:val="nil"/>
+            </w:tcBorders>
+          </w:tcPr>
+          <w:p>
+            <w:r>
+              <w:t xml:space="preserve">27.78398  </w:t>
+            </w:r>
+          </w:p>
+        </w:tc>
+        <w:tc>
+          <w:tcPr>
+            <w:tcW w:w="1020" w:type="dxa"/>
+            <w:tcBorders>
+              <w:top w:val="single" w:sz="4" w:space="0" w:color="auto"/>
+              <w:left w:val="nil"/>
+              <w:bottom w:val="single" w:sz="4" w:space="0" w:color="auto"/>
+              <w:right w:val="nil"/>
+            </w:tcBorders>
+          </w:tcPr>
+          <w:p>
+            <w:r>
+              <w:t>5</w:t>
+            </w:r>
+          </w:p>
+        </w:tc>
+        <w:tc>
+          <w:tcPr>
+            <w:tcW w:w="1440" w:type="dxa"/>
+            <w:tcBorders>
+              <w:top w:val="single" w:sz="4" w:space="0" w:color="auto"/>
+              <w:left w:val="nil"/>
+              <w:bottom w:val="single" w:sz="4" w:space="0" w:color="auto"/>
+              <w:right w:val="nil"/>
+            </w:tcBorders>
+          </w:tcPr>
+          <w:p>
+            <w:r>
+              <w:t xml:space="preserve">-38.90128  </w:t>
+            </w:r>
+          </w:p>
+        </w:tc>
+        <w:tc>
+          <w:tcPr>
+            <w:tcW w:w="1440" w:type="dxa"/>
+            <w:tcBorders>
+              <w:top w:val="single" w:sz="4" w:space="0" w:color="auto"/>
+              <w:left w:val="nil"/>
+              <w:bottom w:val="single" w:sz="4" w:space="0" w:color="auto"/>
+              <w:right w:val="nil"/>
+            </w:tcBorders>
+          </w:tcPr>
+          <w:p>
+            <w:r>
+              <w:t xml:space="preserve">20.486400     </w:t>
+            </w:r>
+          </w:p>
+        </w:tc>
+        <w:tc>
+          <w:tcPr>
+            <w:tcW w:w="1440" w:type="dxa"/>
+            <w:tcBorders>
+              <w:top w:val="single" w:sz="4" w:space="0" w:color="auto"/>
+              <w:left w:val="nil"/>
+              <w:bottom w:val="single" w:sz="4" w:space="0" w:color="auto"/>
+              <w:right w:val="nil"/>
+            </w:tcBorders>
+          </w:tcPr>
+          <w:p>
+            <w:r>
+              <w:t>0.000</w:t>
             </w:r>
           </w:p>
         </w:tc>
@@ -470,43 +847,99 @@
         </w:trPr>
         <w:tc>
           <w:tcPr>
-            <w:tcW w:w="1848" w:type="dxa"/>
-            <w:tcBorders>
-              <w:top w:val="single" w:sz="4" w:space="0" w:color="auto"/>
-              <w:left w:val="nil"/>
-              <w:bottom w:val="single" w:sz="4" w:space="0" w:color="auto"/>
-              <w:right w:val="nil"/>
-            </w:tcBorders>
-          </w:tcPr>
-          <w:p>
-            <w:r>
-              <w:t>Section</w:t>
-            </w:r>
-          </w:p>
-        </w:tc>
-        <w:tc>
-          <w:tcPr>
-            <w:tcW w:w="1413" w:type="dxa"/>
-            <w:tcBorders>
-              <w:top w:val="single" w:sz="4" w:space="0" w:color="auto"/>
-              <w:left w:val="nil"/>
-              <w:bottom w:val="single" w:sz="4" w:space="0" w:color="auto"/>
-              <w:right w:val="nil"/>
-            </w:tcBorders>
-          </w:tcPr>
-          <w:p/>
-        </w:tc>
-        <w:tc>
-          <w:tcPr>
-            <w:tcW w:w="1701" w:type="dxa"/>
-            <w:tcBorders>
-              <w:top w:val="single" w:sz="4" w:space="0" w:color="auto"/>
-              <w:left w:val="nil"/>
-              <w:bottom w:val="single" w:sz="4" w:space="0" w:color="auto"/>
-              <w:right w:val="nil"/>
-            </w:tcBorders>
-          </w:tcPr>
-          <w:p/>
+            <w:tcW w:w="1747" w:type="dxa"/>
+            <w:tcBorders>
+              <w:top w:val="single" w:sz="4" w:space="0" w:color="auto"/>
+              <w:left w:val="nil"/>
+              <w:bottom w:val="single" w:sz="4" w:space="0" w:color="auto"/>
+              <w:right w:val="nil"/>
+            </w:tcBorders>
+          </w:tcPr>
+          <w:p>
+            <w:r>
+              <w:t>URW-Stasis</w:t>
+            </w:r>
+          </w:p>
+        </w:tc>
+        <w:tc>
+          <w:tcPr>
+            <w:tcW w:w="1939" w:type="dxa"/>
+            <w:tcBorders>
+              <w:top w:val="single" w:sz="4" w:space="0" w:color="auto"/>
+              <w:left w:val="nil"/>
+              <w:bottom w:val="single" w:sz="4" w:space="0" w:color="auto"/>
+              <w:right w:val="nil"/>
+            </w:tcBorders>
+          </w:tcPr>
+          <w:p>
+            <w:r>
+              <w:t xml:space="preserve">33.61805  </w:t>
+            </w:r>
+          </w:p>
+        </w:tc>
+        <w:tc>
+          <w:tcPr>
+            <w:tcW w:w="1020" w:type="dxa"/>
+            <w:tcBorders>
+              <w:top w:val="single" w:sz="4" w:space="0" w:color="auto"/>
+              <w:left w:val="nil"/>
+              <w:bottom w:val="single" w:sz="4" w:space="0" w:color="auto"/>
+              <w:right w:val="nil"/>
+            </w:tcBorders>
+          </w:tcPr>
+          <w:p>
+            <w:r>
+              <w:t>4</w:t>
+            </w:r>
+          </w:p>
+        </w:tc>
+        <w:tc>
+          <w:tcPr>
+            <w:tcW w:w="1440" w:type="dxa"/>
+            <w:tcBorders>
+              <w:top w:val="single" w:sz="4" w:space="0" w:color="auto"/>
+              <w:left w:val="nil"/>
+              <w:bottom w:val="single" w:sz="4" w:space="0" w:color="auto"/>
+              <w:right w:val="nil"/>
+            </w:tcBorders>
+          </w:tcPr>
+          <w:p>
+            <w:r>
+              <w:t xml:space="preserve">-55.23609   </w:t>
+            </w:r>
+          </w:p>
+        </w:tc>
+        <w:tc>
+          <w:tcPr>
+            <w:tcW w:w="1440" w:type="dxa"/>
+            <w:tcBorders>
+              <w:top w:val="single" w:sz="4" w:space="0" w:color="auto"/>
+              <w:left w:val="nil"/>
+              <w:bottom w:val="single" w:sz="4" w:space="0" w:color="auto"/>
+              <w:right w:val="nil"/>
+            </w:tcBorders>
+          </w:tcPr>
+          <w:p>
+            <w:r>
+              <w:t xml:space="preserve">4.151590     </w:t>
+            </w:r>
+          </w:p>
+        </w:tc>
+        <w:tc>
+          <w:tcPr>
+            <w:tcW w:w="1440" w:type="dxa"/>
+            <w:tcBorders>
+              <w:top w:val="single" w:sz="4" w:space="0" w:color="auto"/>
+              <w:left w:val="nil"/>
+              <w:bottom w:val="single" w:sz="4" w:space="0" w:color="auto"/>
+              <w:right w:val="nil"/>
+            </w:tcBorders>
+          </w:tcPr>
+          <w:p>
+            <w:r>
+              <w:t>0.110</w:t>
+            </w:r>
+          </w:p>
         </w:tc>
       </w:tr>
       <w:tr>
@@ -516,277 +949,100 @@
         </w:trPr>
         <w:tc>
           <w:tcPr>
-            <w:tcW w:w="1848" w:type="dxa"/>
-            <w:tcBorders>
-              <w:top w:val="single" w:sz="4" w:space="0" w:color="auto"/>
-              <w:left w:val="nil"/>
-              <w:bottom w:val="single" w:sz="4" w:space="0" w:color="auto"/>
-              <w:right w:val="nil"/>
-            </w:tcBorders>
-          </w:tcPr>
-          <w:p>
-            <w:r>
-              <w:t>Henarejos</w:t>
-            </w:r>
-          </w:p>
-        </w:tc>
-        <w:tc>
-          <w:tcPr>
-            <w:tcW w:w="1413" w:type="dxa"/>
-            <w:tcBorders>
-              <w:top w:val="single" w:sz="4" w:space="0" w:color="auto"/>
-              <w:left w:val="nil"/>
-              <w:bottom w:val="single" w:sz="4" w:space="0" w:color="auto"/>
-              <w:right w:val="nil"/>
-            </w:tcBorders>
-          </w:tcPr>
-          <w:p>
-            <w:r>
-              <w:t>0.842</w:t>
-            </w:r>
-          </w:p>
-        </w:tc>
-        <w:tc>
-          <w:tcPr>
-            <w:tcW w:w="1701" w:type="dxa"/>
-            <w:tcBorders>
-              <w:top w:val="single" w:sz="4" w:space="0" w:color="auto"/>
-              <w:left w:val="nil"/>
-              <w:bottom w:val="single" w:sz="4" w:space="0" w:color="auto"/>
-              <w:right w:val="nil"/>
-            </w:tcBorders>
-          </w:tcPr>
-          <w:p>
-            <w:r>
-              <w:t>0.000103</w:t>
-            </w:r>
-          </w:p>
-        </w:tc>
-      </w:tr>
-      <w:tr>
-        <w:trPr>
-          <w:trHeight w:val="397"/>
-          <w:jc w:val="center"/>
-        </w:trPr>
-        <w:tc>
-          <w:tcPr>
-            <w:tcW w:w="1848" w:type="dxa"/>
-            <w:tcBorders>
-              <w:top w:val="single" w:sz="4" w:space="0" w:color="auto"/>
-              <w:left w:val="nil"/>
-              <w:bottom w:val="single" w:sz="4" w:space="0" w:color="auto"/>
-              <w:right w:val="nil"/>
-            </w:tcBorders>
-          </w:tcPr>
-          <w:p>
-            <w:r>
-              <w:t>Libros</w:t>
-            </w:r>
-          </w:p>
-        </w:tc>
-        <w:tc>
-          <w:tcPr>
-            <w:tcW w:w="1413" w:type="dxa"/>
-            <w:tcBorders>
-              <w:top w:val="single" w:sz="4" w:space="0" w:color="auto"/>
-              <w:left w:val="nil"/>
-              <w:bottom w:val="single" w:sz="4" w:space="0" w:color="auto"/>
-              <w:right w:val="nil"/>
-            </w:tcBorders>
-          </w:tcPr>
-          <w:p>
-            <w:r>
-              <w:t>0.891</w:t>
-            </w:r>
-          </w:p>
-        </w:tc>
-        <w:tc>
-          <w:tcPr>
-            <w:tcW w:w="1701" w:type="dxa"/>
-            <w:tcBorders>
-              <w:top w:val="single" w:sz="4" w:space="0" w:color="auto"/>
-              <w:left w:val="nil"/>
-              <w:bottom w:val="single" w:sz="4" w:space="0" w:color="auto"/>
-              <w:right w:val="nil"/>
-            </w:tcBorders>
-          </w:tcPr>
-          <w:p>
-            <w:r>
-              <w:t>7.8 x 10</w:t>
-            </w:r>
-            <w:r>
-              <w:rPr>
-                <w:vertAlign w:val="superscript"/>
-              </w:rPr>
-              <w:t>-</w:t>
-            </w:r>
-            <w:r>
-              <w:rPr>
-                <w:vertAlign w:val="superscript"/>
-              </w:rPr>
-              <w:t>7</w:t>
-            </w:r>
-          </w:p>
-        </w:tc>
-      </w:tr>
-      <w:tr>
-        <w:trPr>
-          <w:trHeight w:val="397"/>
-          <w:jc w:val="center"/>
-        </w:trPr>
-        <w:tc>
-          <w:tcPr>
-            <w:tcW w:w="1848" w:type="dxa"/>
-            <w:tcBorders>
-              <w:top w:val="single" w:sz="4" w:space="0" w:color="auto"/>
-              <w:left w:val="nil"/>
-              <w:bottom w:val="single" w:sz="4" w:space="0" w:color="auto"/>
-              <w:right w:val="nil"/>
-            </w:tcBorders>
-          </w:tcPr>
-          <w:p>
-            <w:r>
-              <w:t>Bugarra</w:t>
-            </w:r>
-          </w:p>
-        </w:tc>
-        <w:tc>
-          <w:tcPr>
-            <w:tcW w:w="1413" w:type="dxa"/>
-            <w:tcBorders>
-              <w:top w:val="single" w:sz="4" w:space="0" w:color="auto"/>
-              <w:left w:val="nil"/>
-              <w:bottom w:val="single" w:sz="4" w:space="0" w:color="auto"/>
-              <w:right w:val="nil"/>
-            </w:tcBorders>
-          </w:tcPr>
-          <w:p>
-            <w:r>
-              <w:t>0.982</w:t>
-            </w:r>
-          </w:p>
-        </w:tc>
-        <w:tc>
-          <w:tcPr>
-            <w:tcW w:w="1701" w:type="dxa"/>
-            <w:tcBorders>
-              <w:top w:val="single" w:sz="4" w:space="0" w:color="auto"/>
-              <w:left w:val="nil"/>
-              <w:bottom w:val="single" w:sz="4" w:space="0" w:color="auto"/>
-              <w:right w:val="nil"/>
-            </w:tcBorders>
-          </w:tcPr>
-          <w:p>
-            <w:r>
-              <w:t>0.00089</w:t>
-            </w:r>
-          </w:p>
-        </w:tc>
-      </w:tr>
-      <w:tr>
-        <w:trPr>
-          <w:trHeight w:val="397"/>
-          <w:jc w:val="center"/>
-        </w:trPr>
-        <w:tc>
-          <w:tcPr>
-            <w:tcW w:w="1848" w:type="dxa"/>
-            <w:tcBorders>
-              <w:top w:val="single" w:sz="4" w:space="0" w:color="auto"/>
-              <w:left w:val="nil"/>
-              <w:bottom w:val="single" w:sz="4" w:space="0" w:color="auto"/>
-              <w:right w:val="nil"/>
-            </w:tcBorders>
-          </w:tcPr>
-          <w:p>
-            <w:r>
-              <w:t>Prikrnica</w:t>
-            </w:r>
-          </w:p>
-        </w:tc>
-        <w:tc>
-          <w:tcPr>
-            <w:tcW w:w="1413" w:type="dxa"/>
-            <w:tcBorders>
-              <w:top w:val="single" w:sz="4" w:space="0" w:color="auto"/>
-              <w:left w:val="nil"/>
-              <w:bottom w:val="single" w:sz="4" w:space="0" w:color="auto"/>
-              <w:right w:val="nil"/>
-            </w:tcBorders>
-          </w:tcPr>
-          <w:p>
-            <w:r>
-              <w:t>0.976</w:t>
-            </w:r>
-          </w:p>
-        </w:tc>
-        <w:tc>
-          <w:tcPr>
-            <w:tcW w:w="1701" w:type="dxa"/>
-            <w:tcBorders>
-              <w:top w:val="single" w:sz="4" w:space="0" w:color="auto"/>
-              <w:left w:val="nil"/>
-              <w:bottom w:val="single" w:sz="4" w:space="0" w:color="auto"/>
-              <w:right w:val="nil"/>
-            </w:tcBorders>
-          </w:tcPr>
-          <w:p>
-            <w:r>
-              <w:t>0.000598</w:t>
-            </w:r>
-          </w:p>
-        </w:tc>
-      </w:tr>
-      <w:tr>
-        <w:trPr>
-          <w:trHeight w:val="397"/>
-          <w:jc w:val="center"/>
-        </w:trPr>
-        <w:tc>
-          <w:tcPr>
-            <w:tcW w:w="1848" w:type="dxa"/>
-            <w:tcBorders>
-              <w:top w:val="single" w:sz="4" w:space="0" w:color="auto"/>
-              <w:left w:val="nil"/>
-              <w:bottom w:val="single" w:sz="4" w:space="0" w:color="auto"/>
-              <w:right w:val="nil"/>
-            </w:tcBorders>
-          </w:tcPr>
-          <w:p>
-            <w:r>
-              <w:t>Drežnica</w:t>
-            </w:r>
-          </w:p>
-        </w:tc>
-        <w:tc>
-          <w:tcPr>
-            <w:tcW w:w="1413" w:type="dxa"/>
-            <w:tcBorders>
-              <w:top w:val="single" w:sz="4" w:space="0" w:color="auto"/>
-              <w:left w:val="nil"/>
-              <w:bottom w:val="single" w:sz="4" w:space="0" w:color="auto"/>
-              <w:right w:val="nil"/>
-            </w:tcBorders>
-          </w:tcPr>
-          <w:p>
-            <w:r>
-              <w:t>0.817</w:t>
-            </w:r>
-          </w:p>
-        </w:tc>
-        <w:tc>
-          <w:tcPr>
-            <w:tcW w:w="1701" w:type="dxa"/>
-            <w:tcBorders>
-              <w:top w:val="single" w:sz="4" w:space="0" w:color="auto"/>
-              <w:left w:val="nil"/>
-              <w:bottom w:val="single" w:sz="4" w:space="0" w:color="auto"/>
-              <w:right w:val="nil"/>
-            </w:tcBorders>
-          </w:tcPr>
-          <w:p>
-            <w:r>
-              <w:t>0.00269</w:t>
+            <w:tcW w:w="1747" w:type="dxa"/>
+            <w:tcBorders>
+              <w:top w:val="single" w:sz="4" w:space="0" w:color="auto"/>
+              <w:left w:val="nil"/>
+              <w:bottom w:val="single" w:sz="4" w:space="0" w:color="auto"/>
+              <w:right w:val="nil"/>
+            </w:tcBorders>
+          </w:tcPr>
+          <w:p>
+            <w:r>
+              <w:t>G</w:t>
+            </w:r>
+            <w:r>
+              <w:t>RW-Stasis</w:t>
+            </w:r>
+          </w:p>
+        </w:tc>
+        <w:tc>
+          <w:tcPr>
+            <w:tcW w:w="1939" w:type="dxa"/>
+            <w:tcBorders>
+              <w:top w:val="single" w:sz="4" w:space="0" w:color="auto"/>
+              <w:left w:val="nil"/>
+              <w:bottom w:val="single" w:sz="4" w:space="0" w:color="auto"/>
+              <w:right w:val="nil"/>
+            </w:tcBorders>
+          </w:tcPr>
+          <w:p>
+            <w:r>
+              <w:t xml:space="preserve">33.65431 </w:t>
+            </w:r>
+          </w:p>
+        </w:tc>
+        <w:tc>
+          <w:tcPr>
+            <w:tcW w:w="1020" w:type="dxa"/>
+            <w:tcBorders>
+              <w:top w:val="single" w:sz="4" w:space="0" w:color="auto"/>
+              <w:left w:val="nil"/>
+              <w:bottom w:val="single" w:sz="4" w:space="0" w:color="auto"/>
+              <w:right w:val="nil"/>
+            </w:tcBorders>
+          </w:tcPr>
+          <w:p>
+            <w:r>
+              <w:t>5</w:t>
+            </w:r>
+          </w:p>
+        </w:tc>
+        <w:tc>
+          <w:tcPr>
+            <w:tcW w:w="1440" w:type="dxa"/>
+            <w:tcBorders>
+              <w:top w:val="single" w:sz="4" w:space="0" w:color="auto"/>
+              <w:left w:val="nil"/>
+              <w:bottom w:val="single" w:sz="4" w:space="0" w:color="auto"/>
+              <w:right w:val="nil"/>
+            </w:tcBorders>
+          </w:tcPr>
+          <w:p>
+            <w:r>
+              <w:t xml:space="preserve">-50.64195       </w:t>
+            </w:r>
+          </w:p>
+        </w:tc>
+        <w:tc>
+          <w:tcPr>
+            <w:tcW w:w="1440" w:type="dxa"/>
+            <w:tcBorders>
+              <w:top w:val="single" w:sz="4" w:space="0" w:color="auto"/>
+              <w:left w:val="nil"/>
+              <w:bottom w:val="single" w:sz="4" w:space="0" w:color="auto"/>
+              <w:right w:val="nil"/>
+            </w:tcBorders>
+          </w:tcPr>
+          <w:p>
+            <w:r>
+              <w:t>8.745732</w:t>
+            </w:r>
+          </w:p>
+        </w:tc>
+        <w:tc>
+          <w:tcPr>
+            <w:tcW w:w="1440" w:type="dxa"/>
+            <w:tcBorders>
+              <w:top w:val="single" w:sz="4" w:space="0" w:color="auto"/>
+              <w:left w:val="nil"/>
+              <w:bottom w:val="single" w:sz="4" w:space="0" w:color="auto"/>
+              <w:right w:val="nil"/>
+            </w:tcBorders>
+          </w:tcPr>
+          <w:p>
+            <w:r>
+              <w:t>0.011</w:t>
             </w:r>
           </w:p>
         </w:tc>
